--- a/HRCP-KKU-Academic/src/main/resources/templates/docx/doc_9.docx
+++ b/HRCP-KKU-Academic/src/main/resources/templates/docx/doc_9.docx
@@ -1161,7 +1161,7 @@
           <w:szCs w:val="32"/>
           <w:cs/>
         </w:rPr>
-        <w:t>ในการนี้ ตามข้อ 8.4 ของประกาศมหาวิทยาลัยขอนแก่น (ฉบับที่ 1607/2566) ลงวันที่ 14 กรกฎาคม 2566 เรื่อง หลักเกณฑ์และวิธีการประเมินผลการสอนเพ</w:t>
+        <w:t xml:space="preserve">ในการนี้ ตามข้อ 7 ของประกาศมหาวิทยาลัยขอนแก่น (ฉบับที่ 1669/2569) ลงวันที่ 27 กรกฎาคม 2569 เรื่อง หลักเกณฑ์และวิธีการประเมินผลการสอนเพ</w:t>
       </w:r>
       <w:r>
         <w:rPr>
@@ -1170,7 +1170,7 @@
           <w:szCs w:val="32"/>
           <w:cs/>
         </w:rPr>
-        <w:t>ื่</w:t>
+        <w:t xml:space="preserve">ื่</w:t>
       </w:r>
       <w:r>
         <w:rPr>
@@ -1179,7 +1179,7 @@
           <w:szCs w:val="32"/>
           <w:cs/>
         </w:rPr>
-        <w:t>อประกอบการพิจารณาแต่งตั้งให้ดำรงตำแหน่งทางวิชาการ กำหนดให้ผลการประเมินการสอนในแต่ละครั้ง ให้ใช้ประกอบการพิจารณาแต่งตั้งดำรงตำแหน่งทางวิชาการ ภายในระยะเวลาไม่เกิน 3 ปี นับจากวันประเมินการสอน ทั้งนี้</w:t>
+        <w:t xml:space="preserve">อประกอบการพิจารณาแต่งตั้งให้ดำรงตำแหน่งทางวิชาการ กำหนดให้ผลการประเมินการสอนในแต่ละครั้ง ให้ใช้ประกอบการพิจารณาแต่งตั้งดำรงตำแหน่งทางวิชาการ ภายในระยะเวลาไม่เกิน 3 ปี นับจากวันประเมินการสอน ทั้งนี้</w:t>
       </w:r>
       <w:r>
         <w:rPr>
@@ -1197,7 +1197,7 @@
           <w:szCs w:val="32"/>
           <w:cs/>
         </w:rPr>
-        <w:t>หากขอกำหนดตำแหน่งใหม่ที่สูงขึ้นก่อน 3 ปี ให้มีการประเมินการสอนใหม่ ซึ่งผลการประเมินฯ ของท่านต้องนำไปใช้ประกอบการขอกำหนดตำแหน่งทางวิชาการเป</w:t>
+        <w:t xml:space="preserve">หากขอกำหนดตำแหน่งใหม่ที่สูงขึ้นก่อน 3 ปี ให้มีการประเมินการสอนใหม่ ซึ่งผลการประเมินฯ ของท่านต้องนำไปใช้ประกอบการขอกำหนดตำแหน่งทางวิชาการเป</w:t>
       </w:r>
       <w:r>
         <w:rPr>
@@ -1206,7 +1206,7 @@
           <w:szCs w:val="32"/>
           <w:cs/>
         </w:rPr>
-        <w:t>็</w:t>
+        <w:t xml:space="preserve">็</w:t>
       </w:r>
       <w:r>
         <w:rPr>
@@ -1215,7 +1215,7 @@
           <w:szCs w:val="32"/>
           <w:cs/>
         </w:rPr>
-        <w:t>น</w:t>
+        <w:t xml:space="preserve">น</w:t>
       </w:r>
       <w:r>
         <w:rPr>
@@ -1233,7 +1233,7 @@
           <w:szCs w:val="32"/>
           <w:lang w:eastAsia="en-GB"/>
         </w:rPr>
-        <w:t>{{requested_position}}</w:t>
+        <w:t xml:space="preserve">{{requested_position}}</w:t>
       </w:r>
       <w:r>
         <w:rPr>
@@ -1274,7 +1274,7 @@
           <w:sz w:val="32"/>
           <w:szCs w:val="32"/>
         </w:rPr>
-        <w:t>{{expiration_date}}</w:t>
+        <w:t xml:space="preserve">{{expiration_date}}</w:t>
       </w:r>
       <w:r>
         <w:rPr>
